--- a/public/templates/script-audit-trail-data-integrity.docx
+++ b/public/templates/script-audit-trail-data-integrity.docx
@@ -3918,7 +3918,7 @@
     </w:p>
     <w:p>
       <w:r>
-        <w:t>These steps confirm the record carries each ALCOA+ attribute. Map each to evidence already captured above where possible.</w:t>
+        <w:t>These steps confirm the record carries each ALCOA+ attribute. The attribute names are taken from the data integrity framework cited in section 12; the test expectations below are written for this script. Map each to evidence already captured above where possible.</w:t>
       </w:r>
     </w:p>
     <w:tbl>
@@ -4096,7 +4096,7 @@
                 <w:rFonts w:ascii="Consolas" w:hAnsi="Consolas"/>
                 <w:sz w:val="20"/>
               </w:rPr>
-              <w:t>&lt;&lt;FILL: every entry and signature names a single identified user; no shared or generic identity&gt;&gt;</w:t>
+              <w:t>&lt;&lt;FILL: each entry and signature ties back to one named, identified person, with no shared or generic account in use&gt;&gt;</w:t>
             </w:r>
           </w:p>
         </w:tc>
@@ -4206,7 +4206,7 @@
                 <w:rFonts w:ascii="Consolas" w:hAnsi="Consolas"/>
                 <w:sz w:val="20"/>
               </w:rPr>
-              <w:t>&lt;&lt;FILL: entries are human-readable on screen and in export; codes are resolved to meaningful values&gt;&gt;</w:t>
+              <w:t>&lt;&lt;FILL: a reviewer can read every entry on screen and in the export, and any internal codes are shown as plain, meaningful text&gt;&gt;</w:t>
             </w:r>
           </w:p>
         </w:tc>
@@ -4316,7 +4316,7 @@
                 <w:rFonts w:ascii="Consolas" w:hAnsi="Consolas"/>
                 <w:sz w:val="20"/>
               </w:rPr>
-              <w:t>&lt;&lt;FILL: the recorded time matches the time the action actually occurred within tolerance&gt;&gt;</w:t>
+              <w:t>&lt;&lt;FILL: the entry was stamped at the moment the action was performed, matching the controlled reference within tolerance, not back-dated or batched&gt;&gt;</w:t>
             </w:r>
           </w:p>
         </w:tc>
@@ -4426,7 +4426,7 @@
                 <w:rFonts w:ascii="Consolas" w:hAnsi="Consolas"/>
                 <w:sz w:val="20"/>
               </w:rPr>
-              <w:t>&lt;&lt;FILL: the original (raw) value is retained and recoverable; the old value from 6.4 is preserved, not overwritten&gt;&gt;</w:t>
+              <w:t>&lt;&lt;FILL: the first-captured value can still be retrieved; the old value from 6.4 sits alongside the new one and was never overwritten&gt;&gt;</w:t>
             </w:r>
           </w:p>
         </w:tc>
@@ -4866,7 +4866,7 @@
                 <w:rFonts w:ascii="Consolas" w:hAnsi="Consolas"/>
                 <w:sz w:val="20"/>
               </w:rPr>
-              <w:t>&lt;&lt;FILL: entries remain after session end and reload; not held only in volatile memory&gt;&gt;</w:t>
+              <w:t>&lt;&lt;FILL: entries survive the end of the session and a reload, written to durable storage rather than held only in volatile memory&gt;&gt;</w:t>
             </w:r>
           </w:p>
         </w:tc>
@@ -4976,7 +4976,7 @@
                 <w:rFonts w:ascii="Consolas" w:hAnsi="Consolas"/>
                 <w:sz w:val="20"/>
               </w:rPr>
-              <w:t>&lt;&lt;FILL: the audit trail can be retrieved, read, and exported on demand in a usable form within the retention period&gt;&gt;</w:t>
+              <w:t>&lt;&lt;FILL: across the retention period a reviewer can call up, read, and export the audit trail on demand in a usable form&gt;&gt;</w:t>
             </w:r>
           </w:p>
         </w:tc>
